--- a/docs/forms/real_estate_sale_public_simple.docx
+++ b/docs/forms/real_estate_sale_public_simple.docx
@@ -1468,7 +1468,7 @@
         <w:color w:val="B8892F"/>
         <w:sz w:val="14"/>
       </w:rPr>
-      <w:t>المكتب العقاري الإلكتروني — السويداء   |   0934222900   |   بياناتك الخاصة لا تُنشر للعموم</w:t>
+      <w:t>المكتب العقاري الإلكتروني — السويداء   |   0958750199   |   بياناتك الخاصة لا تُنشر للعموم</w:t>
     </w:r>
   </w:p>
 </w:ftr>
